--- a/doc/N04_4_ApplicationDevelopment_OOAD.docx
+++ b/doc/N04_4_ApplicationDevelopment_OOAD.docx
@@ -296,7 +296,7 @@
           <w:sz w:val="26"/>
           <w:szCs w:val="26"/>
         </w:rPr>
-        <w:t>14</w:t>
+        <w:t>10/8</w:t>
       </w:r>
       <w:r>
         <w:rPr>
@@ -312,15 +312,7 @@
           <w:sz w:val="26"/>
           <w:szCs w:val="26"/>
         </w:rPr>
-        <w:t>09</w:t>
-      </w:r>
-      <w:r>
-        <w:rPr>
-          <w:rFonts w:ascii="Times New Roman" w:hAnsi="Times New Roman" w:cs="Times New Roman"/>
-          <w:sz w:val="26"/>
-          <w:szCs w:val="26"/>
-        </w:rPr>
-        <w:t>/20</w:t>
+        <w:t>20</w:t>
       </w:r>
       <w:r>
         <w:rPr>
@@ -344,7 +336,7 @@
           <w:sz w:val="26"/>
           <w:szCs w:val="26"/>
         </w:rPr>
-        <w:t>20</w:t>
+        <w:t>23/11/</w:t>
       </w:r>
       <w:r>
         <w:rPr>
@@ -352,23 +344,7 @@
           <w:sz w:val="26"/>
           <w:szCs w:val="26"/>
         </w:rPr>
-        <w:t>/</w:t>
-      </w:r>
-      <w:r>
-        <w:rPr>
-          <w:rFonts w:ascii="Times New Roman" w:hAnsi="Times New Roman" w:cs="Times New Roman"/>
-          <w:sz w:val="26"/>
-          <w:szCs w:val="26"/>
-        </w:rPr>
-        <w:t>09</w:t>
-      </w:r>
-      <w:r>
-        <w:rPr>
-          <w:rFonts w:ascii="Times New Roman" w:hAnsi="Times New Roman" w:cs="Times New Roman"/>
-          <w:sz w:val="26"/>
-          <w:szCs w:val="26"/>
-        </w:rPr>
-        <w:t>/20</w:t>
+        <w:t>20</w:t>
       </w:r>
       <w:r>
         <w:rPr>
@@ -490,15 +466,14 @@
       <w:r>
         <w:rPr>
           <w:rFonts w:ascii="Times New Roman" w:hAnsi="Times New Roman" w:cs="Times New Roman"/>
-          <w:b/>
           <w:sz w:val="26"/>
           <w:szCs w:val="26"/>
         </w:rPr>
         <w:drawing>
-          <wp:inline distT="0" distB="0" distL="0" distR="0" wp14:anchorId="027A720B" wp14:editId="3C8283BC">
-            <wp:extent cx="6511925" cy="3574415"/>
-            <wp:effectExtent l="0" t="0" r="3175" b="6985"/>
-            <wp:docPr id="775564402" name="Picture 1"/>
+          <wp:inline distT="0" distB="0" distL="0" distR="0" wp14:anchorId="628B1351" wp14:editId="0C70F3C7">
+            <wp:extent cx="6075253" cy="3171217"/>
+            <wp:effectExtent l="0" t="0" r="1905" b="0"/>
+            <wp:docPr id="1527843443" name="Picture 13"/>
             <wp:cNvGraphicFramePr>
               <a:graphicFrameLocks xmlns:a="http://schemas.openxmlformats.org/drawingml/2006/main" noChangeAspect="1"/>
             </wp:cNvGraphicFramePr>
@@ -506,23 +481,36 @@
               <a:graphicData uri="http://schemas.openxmlformats.org/drawingml/2006/picture">
                 <pic:pic xmlns:pic="http://schemas.openxmlformats.org/drawingml/2006/picture">
                   <pic:nvPicPr>
-                    <pic:cNvPr id="775564402" name=""/>
-                    <pic:cNvPicPr/>
+                    <pic:cNvPr id="0" name="Picture 8"/>
+                    <pic:cNvPicPr>
+                      <a:picLocks noChangeAspect="1" noChangeArrowheads="1"/>
+                    </pic:cNvPicPr>
                   </pic:nvPicPr>
                   <pic:blipFill>
-                    <a:blip r:embed="rId8"/>
+                    <a:blip r:embed="rId8" cstate="print">
+                      <a:extLst>
+                        <a:ext uri="{28A0092B-C50C-407E-A947-70E740481C1C}">
+                          <a14:useLocalDpi xmlns:a14="http://schemas.microsoft.com/office/drawing/2010/main" val="0"/>
+                        </a:ext>
+                      </a:extLst>
+                    </a:blip>
+                    <a:srcRect/>
                     <a:stretch>
                       <a:fillRect/>
                     </a:stretch>
                   </pic:blipFill>
-                  <pic:spPr>
+                  <pic:spPr bwMode="auto">
                     <a:xfrm>
                       <a:off x="0" y="0"/>
-                      <a:ext cx="6511925" cy="3574415"/>
+                      <a:ext cx="6082982" cy="3175252"/>
                     </a:xfrm>
                     <a:prstGeom prst="rect">
                       <a:avLst/>
                     </a:prstGeom>
+                    <a:noFill/>
+                    <a:ln>
+                      <a:noFill/>
+                    </a:ln>
                   </pic:spPr>
                 </pic:pic>
               </a:graphicData>
@@ -929,7 +917,6 @@
               <w:rPr>
                 <w:rFonts w:ascii="Times New Roman" w:hAnsi="Times New Roman" w:cs="Times New Roman"/>
               </w:rPr>
-              <w:lastRenderedPageBreak/>
               <w:t>1.1</w:t>
             </w:r>
           </w:p>
@@ -1060,6 +1047,7 @@
               <w:rPr>
                 <w:rFonts w:ascii="Times New Roman" w:hAnsi="Times New Roman" w:cs="Times New Roman"/>
               </w:rPr>
+              <w:lastRenderedPageBreak/>
               <w:t>1.2</w:t>
             </w:r>
           </w:p>
@@ -2060,19 +2048,11 @@
                 <w:rFonts w:ascii="Times New Roman" w:hAnsi="Times New Roman" w:cs="Times New Roman"/>
               </w:rPr>
             </w:pPr>
-            <w:proofErr w:type="gramStart"/>
-            <w:r>
-              <w:rPr>
-                <w:rFonts w:ascii="Times New Roman" w:hAnsi="Times New Roman" w:cs="Times New Roman"/>
-              </w:rPr>
-              <w:t>setMaNV(</w:t>
-            </w:r>
-            <w:proofErr w:type="gramEnd"/>
-            <w:r>
-              <w:rPr>
-                <w:rFonts w:ascii="Times New Roman" w:hAnsi="Times New Roman" w:cs="Times New Roman"/>
-              </w:rPr>
-              <w:t>String maNV)</w:t>
+            <w:r>
+              <w:rPr>
+                <w:rFonts w:ascii="Times New Roman" w:hAnsi="Times New Roman" w:cs="Times New Roman"/>
+              </w:rPr>
+              <w:t>setMaNV(String maNV)</w:t>
             </w:r>
           </w:p>
         </w:tc>
@@ -2198,19 +2178,11 @@
                 <w:rFonts w:ascii="Times New Roman" w:hAnsi="Times New Roman" w:cs="Times New Roman"/>
               </w:rPr>
             </w:pPr>
-            <w:proofErr w:type="gramStart"/>
-            <w:r>
-              <w:rPr>
-                <w:rFonts w:ascii="Times New Roman" w:hAnsi="Times New Roman" w:cs="Times New Roman"/>
-              </w:rPr>
-              <w:t>setHoTen(</w:t>
-            </w:r>
-            <w:proofErr w:type="gramEnd"/>
-            <w:r>
-              <w:rPr>
-                <w:rFonts w:ascii="Times New Roman" w:hAnsi="Times New Roman" w:cs="Times New Roman"/>
-              </w:rPr>
-              <w:t>String hoTen)</w:t>
+            <w:r>
+              <w:rPr>
+                <w:rFonts w:ascii="Times New Roman" w:hAnsi="Times New Roman" w:cs="Times New Roman"/>
+              </w:rPr>
+              <w:t>setHoTen(String hoTen)</w:t>
             </w:r>
           </w:p>
         </w:tc>
@@ -2336,19 +2308,11 @@
                 <w:rFonts w:ascii="Times New Roman" w:hAnsi="Times New Roman" w:cs="Times New Roman"/>
               </w:rPr>
             </w:pPr>
-            <w:proofErr w:type="gramStart"/>
-            <w:r>
-              <w:rPr>
-                <w:rFonts w:ascii="Times New Roman" w:hAnsi="Times New Roman" w:cs="Times New Roman"/>
-              </w:rPr>
-              <w:t>setChucDanh(</w:t>
-            </w:r>
-            <w:proofErr w:type="gramEnd"/>
-            <w:r>
-              <w:rPr>
-                <w:rFonts w:ascii="Times New Roman" w:hAnsi="Times New Roman" w:cs="Times New Roman"/>
-              </w:rPr>
-              <w:t>String chucDanh)</w:t>
+            <w:r>
+              <w:rPr>
+                <w:rFonts w:ascii="Times New Roman" w:hAnsi="Times New Roman" w:cs="Times New Roman"/>
+              </w:rPr>
+              <w:t>setChucDanh(String chucDanh)</w:t>
             </w:r>
           </w:p>
         </w:tc>
@@ -2474,19 +2438,11 @@
                 <w:rFonts w:ascii="Times New Roman" w:hAnsi="Times New Roman" w:cs="Times New Roman"/>
               </w:rPr>
             </w:pPr>
-            <w:proofErr w:type="gramStart"/>
-            <w:r>
-              <w:rPr>
-                <w:rFonts w:ascii="Times New Roman" w:hAnsi="Times New Roman" w:cs="Times New Roman"/>
-              </w:rPr>
-              <w:t>setSoDienThoai(</w:t>
-            </w:r>
-            <w:proofErr w:type="gramEnd"/>
-            <w:r>
-              <w:rPr>
-                <w:rFonts w:ascii="Times New Roman" w:hAnsi="Times New Roman" w:cs="Times New Roman"/>
-              </w:rPr>
-              <w:t>String sdt)</w:t>
+            <w:r>
+              <w:rPr>
+                <w:rFonts w:ascii="Times New Roman" w:hAnsi="Times New Roman" w:cs="Times New Roman"/>
+              </w:rPr>
+              <w:t>setSoDienThoai(String sdt)</w:t>
             </w:r>
           </w:p>
         </w:tc>
@@ -2755,25 +2711,7 @@
                 <w:b/>
                 <w:color w:val="000000" w:themeColor="text1"/>
               </w:rPr>
-              <w:t xml:space="preserve">Viết phương thức </w:t>
-            </w:r>
-            <w:proofErr w:type="gramStart"/>
-            <w:r>
-              <w:rPr>
-                <w:rFonts w:ascii="Times New Roman" w:hAnsi="Times New Roman" w:cs="Times New Roman"/>
-                <w:b/>
-                <w:color w:val="000000" w:themeColor="text1"/>
-              </w:rPr>
-              <w:t>toString(</w:t>
-            </w:r>
-            <w:proofErr w:type="gramEnd"/>
-            <w:r>
-              <w:rPr>
-                <w:rFonts w:ascii="Times New Roman" w:hAnsi="Times New Roman" w:cs="Times New Roman"/>
-                <w:b/>
-                <w:color w:val="000000" w:themeColor="text1"/>
-              </w:rPr>
-              <w:t>)</w:t>
+              <w:t>Viết phương thức toString()</w:t>
             </w:r>
           </w:p>
         </w:tc>
@@ -2933,7 +2871,6 @@
                 <w:b/>
                 <w:color w:val="000000" w:themeColor="text1"/>
               </w:rPr>
-              <w:lastRenderedPageBreak/>
               <w:t>STT</w:t>
             </w:r>
           </w:p>
@@ -3083,6 +3020,7 @@
                 <w:b/>
                 <w:color w:val="000000" w:themeColor="text1"/>
               </w:rPr>
+              <w:lastRenderedPageBreak/>
               <w:t>1</w:t>
             </w:r>
           </w:p>
@@ -3983,19 +3921,11 @@
                 <w:rFonts w:ascii="Times New Roman" w:hAnsi="Times New Roman" w:cs="Times New Roman"/>
               </w:rPr>
             </w:pPr>
-            <w:proofErr w:type="gramStart"/>
-            <w:r>
-              <w:rPr>
-                <w:rFonts w:ascii="Times New Roman" w:hAnsi="Times New Roman" w:cs="Times New Roman"/>
-              </w:rPr>
-              <w:t>setTenDangNhap(</w:t>
-            </w:r>
-            <w:proofErr w:type="gramEnd"/>
-            <w:r>
-              <w:rPr>
-                <w:rFonts w:ascii="Times New Roman" w:hAnsi="Times New Roman" w:cs="Times New Roman"/>
-              </w:rPr>
-              <w:t>String username)</w:t>
+            <w:r>
+              <w:rPr>
+                <w:rFonts w:ascii="Times New Roman" w:hAnsi="Times New Roman" w:cs="Times New Roman"/>
+              </w:rPr>
+              <w:t>setTenDangNhap(String username)</w:t>
             </w:r>
           </w:p>
         </w:tc>
@@ -4121,19 +4051,11 @@
                 <w:rFonts w:ascii="Times New Roman" w:hAnsi="Times New Roman" w:cs="Times New Roman"/>
               </w:rPr>
             </w:pPr>
-            <w:proofErr w:type="gramStart"/>
-            <w:r>
-              <w:rPr>
-                <w:rFonts w:ascii="Times New Roman" w:hAnsi="Times New Roman" w:cs="Times New Roman"/>
-              </w:rPr>
-              <w:t>setMatKhau(</w:t>
-            </w:r>
-            <w:proofErr w:type="gramEnd"/>
-            <w:r>
-              <w:rPr>
-                <w:rFonts w:ascii="Times New Roman" w:hAnsi="Times New Roman" w:cs="Times New Roman"/>
-              </w:rPr>
-              <w:t>String password)</w:t>
+            <w:r>
+              <w:rPr>
+                <w:rFonts w:ascii="Times New Roman" w:hAnsi="Times New Roman" w:cs="Times New Roman"/>
+              </w:rPr>
+              <w:t>setMatKhau(String password)</w:t>
             </w:r>
           </w:p>
         </w:tc>
@@ -4259,19 +4181,11 @@
                 <w:rFonts w:ascii="Times New Roman" w:hAnsi="Times New Roman" w:cs="Times New Roman"/>
               </w:rPr>
             </w:pPr>
-            <w:proofErr w:type="gramStart"/>
-            <w:r>
-              <w:rPr>
-                <w:rFonts w:ascii="Times New Roman" w:hAnsi="Times New Roman" w:cs="Times New Roman"/>
-              </w:rPr>
-              <w:t>setVaiTro(</w:t>
-            </w:r>
-            <w:proofErr w:type="gramEnd"/>
-            <w:r>
-              <w:rPr>
-                <w:rFonts w:ascii="Times New Roman" w:hAnsi="Times New Roman" w:cs="Times New Roman"/>
-              </w:rPr>
-              <w:t>String vaiTro)</w:t>
+            <w:r>
+              <w:rPr>
+                <w:rFonts w:ascii="Times New Roman" w:hAnsi="Times New Roman" w:cs="Times New Roman"/>
+              </w:rPr>
+              <w:t>setVaiTro(String vaiTro)</w:t>
             </w:r>
           </w:p>
         </w:tc>
@@ -4397,19 +4311,11 @@
                 <w:rFonts w:ascii="Times New Roman" w:hAnsi="Times New Roman" w:cs="Times New Roman"/>
               </w:rPr>
             </w:pPr>
-            <w:proofErr w:type="gramStart"/>
-            <w:r>
-              <w:rPr>
-                <w:rFonts w:ascii="Times New Roman" w:hAnsi="Times New Roman" w:cs="Times New Roman"/>
-              </w:rPr>
-              <w:t>setTrangThai(</w:t>
-            </w:r>
-            <w:proofErr w:type="gramEnd"/>
-            <w:r>
-              <w:rPr>
-                <w:rFonts w:ascii="Times New Roman" w:hAnsi="Times New Roman" w:cs="Times New Roman"/>
-              </w:rPr>
-              <w:t>String trangThai)</w:t>
+            <w:r>
+              <w:rPr>
+                <w:rFonts w:ascii="Times New Roman" w:hAnsi="Times New Roman" w:cs="Times New Roman"/>
+              </w:rPr>
+              <w:t>setTrangThai(String trangThai)</w:t>
             </w:r>
           </w:p>
         </w:tc>
@@ -4664,23 +4570,7 @@
                 <w:rFonts w:ascii="Times New Roman" w:hAnsi="Times New Roman" w:cs="Times New Roman"/>
                 <w:b/>
               </w:rPr>
-              <w:t xml:space="preserve">Viết phương thức </w:t>
-            </w:r>
-            <w:proofErr w:type="gramStart"/>
-            <w:r>
-              <w:rPr>
-                <w:rFonts w:ascii="Times New Roman" w:hAnsi="Times New Roman" w:cs="Times New Roman"/>
-                <w:b/>
-              </w:rPr>
-              <w:t>toString(</w:t>
-            </w:r>
-            <w:proofErr w:type="gramEnd"/>
-            <w:r>
-              <w:rPr>
-                <w:rFonts w:ascii="Times New Roman" w:hAnsi="Times New Roman" w:cs="Times New Roman"/>
-                <w:b/>
-              </w:rPr>
-              <w:t>)</w:t>
+              <w:t>Viết phương thức toString()</w:t>
             </w:r>
           </w:p>
         </w:tc>
@@ -5107,7 +4997,6 @@
               <w:rPr>
                 <w:rFonts w:ascii="Times New Roman" w:hAnsi="Times New Roman" w:cs="Times New Roman"/>
               </w:rPr>
-              <w:lastRenderedPageBreak/>
               <w:t>1.1</w:t>
             </w:r>
           </w:p>
@@ -5238,6 +5127,7 @@
               <w:rPr>
                 <w:rFonts w:ascii="Times New Roman" w:hAnsi="Times New Roman" w:cs="Times New Roman"/>
               </w:rPr>
+              <w:lastRenderedPageBreak/>
               <w:t>1.2</w:t>
             </w:r>
           </w:p>
@@ -6114,19 +6004,11 @@
                 <w:rFonts w:ascii="Times New Roman" w:hAnsi="Times New Roman" w:cs="Times New Roman"/>
               </w:rPr>
             </w:pPr>
-            <w:proofErr w:type="gramStart"/>
-            <w:r>
-              <w:rPr>
-                <w:rFonts w:ascii="Times New Roman" w:hAnsi="Times New Roman" w:cs="Times New Roman"/>
-              </w:rPr>
-              <w:t>setMaBN(</w:t>
-            </w:r>
-            <w:proofErr w:type="gramEnd"/>
-            <w:r>
-              <w:rPr>
-                <w:rFonts w:ascii="Times New Roman" w:hAnsi="Times New Roman" w:cs="Times New Roman"/>
-              </w:rPr>
-              <w:t>String maBN)</w:t>
+            <w:r>
+              <w:rPr>
+                <w:rFonts w:ascii="Times New Roman" w:hAnsi="Times New Roman" w:cs="Times New Roman"/>
+              </w:rPr>
+              <w:t>setMaBN(String maBN)</w:t>
             </w:r>
           </w:p>
         </w:tc>
@@ -6252,19 +6134,11 @@
                 <w:rFonts w:ascii="Times New Roman" w:hAnsi="Times New Roman" w:cs="Times New Roman"/>
               </w:rPr>
             </w:pPr>
-            <w:proofErr w:type="gramStart"/>
-            <w:r>
-              <w:rPr>
-                <w:rFonts w:ascii="Times New Roman" w:hAnsi="Times New Roman" w:cs="Times New Roman"/>
-              </w:rPr>
-              <w:t>setHoTen(</w:t>
-            </w:r>
-            <w:proofErr w:type="gramEnd"/>
-            <w:r>
-              <w:rPr>
-                <w:rFonts w:ascii="Times New Roman" w:hAnsi="Times New Roman" w:cs="Times New Roman"/>
-              </w:rPr>
-              <w:t>String hoTen)</w:t>
+            <w:r>
+              <w:rPr>
+                <w:rFonts w:ascii="Times New Roman" w:hAnsi="Times New Roman" w:cs="Times New Roman"/>
+              </w:rPr>
+              <w:t>setHoTen(String hoTen)</w:t>
             </w:r>
           </w:p>
         </w:tc>
@@ -6390,19 +6264,11 @@
                 <w:rFonts w:ascii="Times New Roman" w:hAnsi="Times New Roman" w:cs="Times New Roman"/>
               </w:rPr>
             </w:pPr>
-            <w:proofErr w:type="gramStart"/>
-            <w:r>
-              <w:rPr>
-                <w:rFonts w:ascii="Times New Roman" w:hAnsi="Times New Roman" w:cs="Times New Roman"/>
-              </w:rPr>
-              <w:t>setSoDienThoai(</w:t>
-            </w:r>
-            <w:proofErr w:type="gramEnd"/>
-            <w:r>
-              <w:rPr>
-                <w:rFonts w:ascii="Times New Roman" w:hAnsi="Times New Roman" w:cs="Times New Roman"/>
-              </w:rPr>
-              <w:t>String sdt)</w:t>
+            <w:r>
+              <w:rPr>
+                <w:rFonts w:ascii="Times New Roman" w:hAnsi="Times New Roman" w:cs="Times New Roman"/>
+              </w:rPr>
+              <w:t>setSoDienThoai(String sdt)</w:t>
             </w:r>
           </w:p>
         </w:tc>
@@ -6663,23 +6529,7 @@
                 <w:rFonts w:ascii="Times New Roman" w:hAnsi="Times New Roman" w:cs="Times New Roman"/>
                 <w:b/>
               </w:rPr>
-              <w:t xml:space="preserve">Viết phương thức </w:t>
-            </w:r>
-            <w:proofErr w:type="gramStart"/>
-            <w:r>
-              <w:rPr>
-                <w:rFonts w:ascii="Times New Roman" w:hAnsi="Times New Roman" w:cs="Times New Roman"/>
-                <w:b/>
-              </w:rPr>
-              <w:t>toString(</w:t>
-            </w:r>
-            <w:proofErr w:type="gramEnd"/>
-            <w:r>
-              <w:rPr>
-                <w:rFonts w:ascii="Times New Roman" w:hAnsi="Times New Roman" w:cs="Times New Roman"/>
-                <w:b/>
-              </w:rPr>
-              <w:t>)</w:t>
+              <w:t>Viết phương thức toString()</w:t>
             </w:r>
           </w:p>
         </w:tc>
@@ -7106,7 +6956,6 @@
               <w:rPr>
                 <w:rFonts w:ascii="Times New Roman" w:hAnsi="Times New Roman" w:cs="Times New Roman"/>
               </w:rPr>
-              <w:lastRenderedPageBreak/>
               <w:t>1.1</w:t>
             </w:r>
           </w:p>
@@ -7367,6 +7216,7 @@
               <w:rPr>
                 <w:rFonts w:ascii="Times New Roman" w:hAnsi="Times New Roman" w:cs="Times New Roman"/>
               </w:rPr>
+              <w:lastRenderedPageBreak/>
               <w:t>1.3</w:t>
             </w:r>
           </w:p>
@@ -8125,19 +7975,11 @@
                 <w:rFonts w:ascii="Times New Roman" w:hAnsi="Times New Roman" w:cs="Times New Roman"/>
               </w:rPr>
             </w:pPr>
-            <w:proofErr w:type="gramStart"/>
-            <w:r>
-              <w:rPr>
-                <w:rFonts w:ascii="Times New Roman" w:hAnsi="Times New Roman" w:cs="Times New Roman"/>
-              </w:rPr>
-              <w:t>setMaLichHen(</w:t>
-            </w:r>
-            <w:proofErr w:type="gramEnd"/>
-            <w:r>
-              <w:rPr>
-                <w:rFonts w:ascii="Times New Roman" w:hAnsi="Times New Roman" w:cs="Times New Roman"/>
-              </w:rPr>
-              <w:t>String maLH)</w:t>
+            <w:r>
+              <w:rPr>
+                <w:rFonts w:ascii="Times New Roman" w:hAnsi="Times New Roman" w:cs="Times New Roman"/>
+              </w:rPr>
+              <w:t>setMaLichHen(String maLH)</w:t>
             </w:r>
           </w:p>
         </w:tc>
@@ -8263,19 +8105,11 @@
                 <w:rFonts w:ascii="Times New Roman" w:hAnsi="Times New Roman" w:cs="Times New Roman"/>
               </w:rPr>
             </w:pPr>
-            <w:proofErr w:type="gramStart"/>
-            <w:r>
-              <w:rPr>
-                <w:rFonts w:ascii="Times New Roman" w:hAnsi="Times New Roman" w:cs="Times New Roman"/>
-              </w:rPr>
-              <w:t>setNgayHen(</w:t>
-            </w:r>
-            <w:proofErr w:type="gramEnd"/>
-            <w:r>
-              <w:rPr>
-                <w:rFonts w:ascii="Times New Roman" w:hAnsi="Times New Roman" w:cs="Times New Roman"/>
-              </w:rPr>
-              <w:t>Datetime ngayHen)</w:t>
+            <w:r>
+              <w:rPr>
+                <w:rFonts w:ascii="Times New Roman" w:hAnsi="Times New Roman" w:cs="Times New Roman"/>
+              </w:rPr>
+              <w:t>setNgayHen(Datetime ngayHen)</w:t>
             </w:r>
           </w:p>
         </w:tc>
@@ -8401,19 +8235,11 @@
                 <w:rFonts w:ascii="Times New Roman" w:hAnsi="Times New Roman" w:cs="Times New Roman"/>
               </w:rPr>
             </w:pPr>
-            <w:proofErr w:type="gramStart"/>
-            <w:r>
-              <w:rPr>
-                <w:rFonts w:ascii="Times New Roman" w:hAnsi="Times New Roman" w:cs="Times New Roman"/>
-              </w:rPr>
-              <w:t>setGioHen(</w:t>
-            </w:r>
-            <w:proofErr w:type="gramEnd"/>
-            <w:r>
-              <w:rPr>
-                <w:rFonts w:ascii="Times New Roman" w:hAnsi="Times New Roman" w:cs="Times New Roman"/>
-              </w:rPr>
-              <w:t>String gioHen)</w:t>
+            <w:r>
+              <w:rPr>
+                <w:rFonts w:ascii="Times New Roman" w:hAnsi="Times New Roman" w:cs="Times New Roman"/>
+              </w:rPr>
+              <w:t>setGioHen(String gioHen)</w:t>
             </w:r>
           </w:p>
         </w:tc>
@@ -8674,23 +8500,7 @@
                 <w:rFonts w:ascii="Times New Roman" w:hAnsi="Times New Roman" w:cs="Times New Roman"/>
                 <w:b/>
               </w:rPr>
-              <w:t xml:space="preserve">Viết phương thức </w:t>
-            </w:r>
-            <w:proofErr w:type="gramStart"/>
-            <w:r>
-              <w:rPr>
-                <w:rFonts w:ascii="Times New Roman" w:hAnsi="Times New Roman" w:cs="Times New Roman"/>
-                <w:b/>
-              </w:rPr>
-              <w:t>toString(</w:t>
-            </w:r>
-            <w:proofErr w:type="gramEnd"/>
-            <w:r>
-              <w:rPr>
-                <w:rFonts w:ascii="Times New Roman" w:hAnsi="Times New Roman" w:cs="Times New Roman"/>
-                <w:b/>
-              </w:rPr>
-              <w:t>)</w:t>
+              <w:t>Viết phương thức toString()</w:t>
             </w:r>
           </w:p>
         </w:tc>
@@ -9247,7 +9057,6 @@
               <w:rPr>
                 <w:rFonts w:ascii="Times New Roman" w:hAnsi="Times New Roman" w:cs="Times New Roman"/>
               </w:rPr>
-              <w:lastRenderedPageBreak/>
               <w:t>1.2</w:t>
             </w:r>
           </w:p>
@@ -9508,6 +9317,7 @@
               <w:rPr>
                 <w:rFonts w:ascii="Times New Roman" w:hAnsi="Times New Roman" w:cs="Times New Roman"/>
               </w:rPr>
+              <w:lastRenderedPageBreak/>
               <w:t>1.4</w:t>
             </w:r>
           </w:p>
@@ -10520,19 +10330,11 @@
                 <w:rFonts w:ascii="Times New Roman" w:hAnsi="Times New Roman" w:cs="Times New Roman"/>
               </w:rPr>
             </w:pPr>
-            <w:proofErr w:type="gramStart"/>
-            <w:r>
-              <w:rPr>
-                <w:rFonts w:ascii="Times New Roman" w:hAnsi="Times New Roman" w:cs="Times New Roman"/>
-              </w:rPr>
-              <w:t>setMaHoSo(</w:t>
-            </w:r>
-            <w:proofErr w:type="gramEnd"/>
-            <w:r>
-              <w:rPr>
-                <w:rFonts w:ascii="Times New Roman" w:hAnsi="Times New Roman" w:cs="Times New Roman"/>
-              </w:rPr>
-              <w:t>String maHoSo)</w:t>
+            <w:r>
+              <w:rPr>
+                <w:rFonts w:ascii="Times New Roman" w:hAnsi="Times New Roman" w:cs="Times New Roman"/>
+              </w:rPr>
+              <w:t>setMaHoSo(String maHoSo)</w:t>
             </w:r>
           </w:p>
         </w:tc>
@@ -10658,19 +10460,11 @@
                 <w:rFonts w:ascii="Times New Roman" w:hAnsi="Times New Roman" w:cs="Times New Roman"/>
               </w:rPr>
             </w:pPr>
-            <w:proofErr w:type="gramStart"/>
-            <w:r>
-              <w:rPr>
-                <w:rFonts w:ascii="Times New Roman" w:hAnsi="Times New Roman" w:cs="Times New Roman"/>
-              </w:rPr>
-              <w:t>setTienSuBenhLy(</w:t>
-            </w:r>
-            <w:proofErr w:type="gramEnd"/>
-            <w:r>
-              <w:rPr>
-                <w:rFonts w:ascii="Times New Roman" w:hAnsi="Times New Roman" w:cs="Times New Roman"/>
-              </w:rPr>
-              <w:t>String tienSu)</w:t>
+            <w:r>
+              <w:rPr>
+                <w:rFonts w:ascii="Times New Roman" w:hAnsi="Times New Roman" w:cs="Times New Roman"/>
+              </w:rPr>
+              <w:t>setTienSuBenhLy(String tienSu)</w:t>
             </w:r>
           </w:p>
         </w:tc>
@@ -10796,19 +10590,11 @@
                 <w:rFonts w:ascii="Times New Roman" w:hAnsi="Times New Roman" w:cs="Times New Roman"/>
               </w:rPr>
             </w:pPr>
-            <w:proofErr w:type="gramStart"/>
-            <w:r>
-              <w:rPr>
-                <w:rFonts w:ascii="Times New Roman" w:hAnsi="Times New Roman" w:cs="Times New Roman"/>
-              </w:rPr>
-              <w:t>setChanDoan(</w:t>
-            </w:r>
-            <w:proofErr w:type="gramEnd"/>
-            <w:r>
-              <w:rPr>
-                <w:rFonts w:ascii="Times New Roman" w:hAnsi="Times New Roman" w:cs="Times New Roman"/>
-              </w:rPr>
-              <w:t>String chanDoan)</w:t>
+            <w:r>
+              <w:rPr>
+                <w:rFonts w:ascii="Times New Roman" w:hAnsi="Times New Roman" w:cs="Times New Roman"/>
+              </w:rPr>
+              <w:t>setChanDoan(String chanDoan)</w:t>
             </w:r>
           </w:p>
         </w:tc>
@@ -11069,23 +10855,7 @@
                 <w:rFonts w:ascii="Times New Roman" w:hAnsi="Times New Roman" w:cs="Times New Roman"/>
                 <w:b/>
               </w:rPr>
-              <w:t xml:space="preserve">Viết phương thức </w:t>
-            </w:r>
-            <w:proofErr w:type="gramStart"/>
-            <w:r>
-              <w:rPr>
-                <w:rFonts w:ascii="Times New Roman" w:hAnsi="Times New Roman" w:cs="Times New Roman"/>
-                <w:b/>
-              </w:rPr>
-              <w:t>toString(</w:t>
-            </w:r>
-            <w:proofErr w:type="gramEnd"/>
-            <w:r>
-              <w:rPr>
-                <w:rFonts w:ascii="Times New Roman" w:hAnsi="Times New Roman" w:cs="Times New Roman"/>
-                <w:b/>
-              </w:rPr>
-              <w:t>)</w:t>
+              <w:t>Viết phương thức toString()</w:t>
             </w:r>
           </w:p>
         </w:tc>
@@ -11245,7 +11015,6 @@
                 <w:b/>
                 <w:color w:val="000000" w:themeColor="text1"/>
               </w:rPr>
-              <w:lastRenderedPageBreak/>
               <w:t>STT</w:t>
             </w:r>
           </w:p>
@@ -11513,6 +11282,7 @@
               <w:rPr>
                 <w:rFonts w:ascii="Times New Roman" w:hAnsi="Times New Roman" w:cs="Times New Roman"/>
               </w:rPr>
+              <w:lastRenderedPageBreak/>
               <w:t>1.1</w:t>
             </w:r>
           </w:p>
@@ -12277,19 +12047,11 @@
                 <w:rFonts w:ascii="Times New Roman" w:hAnsi="Times New Roman" w:cs="Times New Roman"/>
               </w:rPr>
             </w:pPr>
-            <w:proofErr w:type="gramStart"/>
-            <w:r>
-              <w:rPr>
-                <w:rFonts w:ascii="Times New Roman" w:hAnsi="Times New Roman" w:cs="Times New Roman"/>
-              </w:rPr>
-              <w:t>setViTriRang(</w:t>
-            </w:r>
-            <w:proofErr w:type="gramEnd"/>
-            <w:r>
-              <w:rPr>
-                <w:rFonts w:ascii="Times New Roman" w:hAnsi="Times New Roman" w:cs="Times New Roman"/>
-              </w:rPr>
-              <w:t>String viTri)</w:t>
+            <w:r>
+              <w:rPr>
+                <w:rFonts w:ascii="Times New Roman" w:hAnsi="Times New Roman" w:cs="Times New Roman"/>
+              </w:rPr>
+              <w:t>setViTriRang(String viTri)</w:t>
             </w:r>
           </w:p>
         </w:tc>
@@ -12415,19 +12177,11 @@
                 <w:rFonts w:ascii="Times New Roman" w:hAnsi="Times New Roman" w:cs="Times New Roman"/>
               </w:rPr>
             </w:pPr>
-            <w:proofErr w:type="gramStart"/>
-            <w:r>
-              <w:rPr>
-                <w:rFonts w:ascii="Times New Roman" w:hAnsi="Times New Roman" w:cs="Times New Roman"/>
-              </w:rPr>
-              <w:t>setTinhTrang(</w:t>
-            </w:r>
-            <w:proofErr w:type="gramEnd"/>
-            <w:r>
-              <w:rPr>
-                <w:rFonts w:ascii="Times New Roman" w:hAnsi="Times New Roman" w:cs="Times New Roman"/>
-              </w:rPr>
-              <w:t>String tinhTrang)</w:t>
+            <w:r>
+              <w:rPr>
+                <w:rFonts w:ascii="Times New Roman" w:hAnsi="Times New Roman" w:cs="Times New Roman"/>
+              </w:rPr>
+              <w:t>setTinhTrang(String tinhTrang)</w:t>
             </w:r>
           </w:p>
         </w:tc>
@@ -12688,23 +12442,7 @@
                 <w:rFonts w:ascii="Times New Roman" w:hAnsi="Times New Roman" w:cs="Times New Roman"/>
                 <w:b/>
               </w:rPr>
-              <w:t xml:space="preserve">Viết phương thức </w:t>
-            </w:r>
-            <w:proofErr w:type="gramStart"/>
-            <w:r>
-              <w:rPr>
-                <w:rFonts w:ascii="Times New Roman" w:hAnsi="Times New Roman" w:cs="Times New Roman"/>
-                <w:b/>
-              </w:rPr>
-              <w:t>toString(</w:t>
-            </w:r>
-            <w:proofErr w:type="gramEnd"/>
-            <w:r>
-              <w:rPr>
-                <w:rFonts w:ascii="Times New Roman" w:hAnsi="Times New Roman" w:cs="Times New Roman"/>
-                <w:b/>
-              </w:rPr>
-              <w:t>)</w:t>
+              <w:t>Viết phương thức toString()</w:t>
             </w:r>
           </w:p>
         </w:tc>
@@ -13261,7 +12999,6 @@
               <w:rPr>
                 <w:rFonts w:ascii="Times New Roman" w:hAnsi="Times New Roman" w:cs="Times New Roman"/>
               </w:rPr>
-              <w:lastRenderedPageBreak/>
               <w:t>1.2</w:t>
             </w:r>
           </w:p>
@@ -13392,6 +13129,7 @@
               <w:rPr>
                 <w:rFonts w:ascii="Times New Roman" w:hAnsi="Times New Roman" w:cs="Times New Roman"/>
               </w:rPr>
+              <w:lastRenderedPageBreak/>
               <w:t>1.3</w:t>
             </w:r>
           </w:p>
@@ -14029,19 +13767,11 @@
                 <w:rFonts w:ascii="Times New Roman" w:hAnsi="Times New Roman" w:cs="Times New Roman"/>
               </w:rPr>
             </w:pPr>
-            <w:proofErr w:type="gramStart"/>
-            <w:r>
-              <w:rPr>
-                <w:rFonts w:ascii="Times New Roman" w:hAnsi="Times New Roman" w:cs="Times New Roman"/>
-              </w:rPr>
-              <w:t>setTepAnh(</w:t>
-            </w:r>
-            <w:proofErr w:type="gramEnd"/>
-            <w:r>
-              <w:rPr>
-                <w:rFonts w:ascii="Times New Roman" w:hAnsi="Times New Roman" w:cs="Times New Roman"/>
-              </w:rPr>
-              <w:t>String duongDan)</w:t>
+            <w:r>
+              <w:rPr>
+                <w:rFonts w:ascii="Times New Roman" w:hAnsi="Times New Roman" w:cs="Times New Roman"/>
+              </w:rPr>
+              <w:t>setTepAnh(String duongDan)</w:t>
             </w:r>
           </w:p>
         </w:tc>
@@ -14167,19 +13897,11 @@
                 <w:rFonts w:ascii="Times New Roman" w:hAnsi="Times New Roman" w:cs="Times New Roman"/>
               </w:rPr>
             </w:pPr>
-            <w:proofErr w:type="gramStart"/>
-            <w:r>
-              <w:rPr>
-                <w:rFonts w:ascii="Times New Roman" w:hAnsi="Times New Roman" w:cs="Times New Roman"/>
-              </w:rPr>
-              <w:t>setLoaiPhim(</w:t>
-            </w:r>
-            <w:proofErr w:type="gramEnd"/>
-            <w:r>
-              <w:rPr>
-                <w:rFonts w:ascii="Times New Roman" w:hAnsi="Times New Roman" w:cs="Times New Roman"/>
-              </w:rPr>
-              <w:t>String loaiPhim)</w:t>
+            <w:r>
+              <w:rPr>
+                <w:rFonts w:ascii="Times New Roman" w:hAnsi="Times New Roman" w:cs="Times New Roman"/>
+              </w:rPr>
+              <w:t>setLoaiPhim(String loaiPhim)</w:t>
             </w:r>
           </w:p>
         </w:tc>
@@ -14437,23 +14159,7 @@
                 <w:rFonts w:ascii="Times New Roman" w:hAnsi="Times New Roman" w:cs="Times New Roman"/>
                 <w:b/>
               </w:rPr>
-              <w:t xml:space="preserve">Viết phương thức </w:t>
-            </w:r>
-            <w:proofErr w:type="gramStart"/>
-            <w:r>
-              <w:rPr>
-                <w:rFonts w:ascii="Times New Roman" w:hAnsi="Times New Roman" w:cs="Times New Roman"/>
-                <w:b/>
-              </w:rPr>
-              <w:t>toString(</w:t>
-            </w:r>
-            <w:proofErr w:type="gramEnd"/>
-            <w:r>
-              <w:rPr>
-                <w:rFonts w:ascii="Times New Roman" w:hAnsi="Times New Roman" w:cs="Times New Roman"/>
-                <w:b/>
-              </w:rPr>
-              <w:t>)</w:t>
+              <w:t>Viết phương thức toString()</w:t>
             </w:r>
           </w:p>
         </w:tc>
@@ -15273,7 +14979,6 @@
               <w:rPr>
                 <w:rFonts w:ascii="Times New Roman" w:hAnsi="Times New Roman" w:cs="Times New Roman"/>
               </w:rPr>
-              <w:lastRenderedPageBreak/>
               <w:t>1.4</w:t>
             </w:r>
           </w:p>
@@ -15398,6 +15103,7 @@
               <w:rPr>
                 <w:rFonts w:ascii="Times New Roman" w:hAnsi="Times New Roman" w:cs="Times New Roman"/>
               </w:rPr>
+              <w:lastRenderedPageBreak/>
               <w:t>1.5</w:t>
             </w:r>
           </w:p>
@@ -15902,19 +15608,11 @@
                 <w:rFonts w:ascii="Times New Roman" w:hAnsi="Times New Roman" w:cs="Times New Roman"/>
               </w:rPr>
             </w:pPr>
-            <w:proofErr w:type="gramStart"/>
-            <w:r>
-              <w:rPr>
-                <w:rFonts w:ascii="Times New Roman" w:hAnsi="Times New Roman" w:cs="Times New Roman"/>
-              </w:rPr>
-              <w:t>setMaKeHoach(</w:t>
-            </w:r>
-            <w:proofErr w:type="gramEnd"/>
-            <w:r>
-              <w:rPr>
-                <w:rFonts w:ascii="Times New Roman" w:hAnsi="Times New Roman" w:cs="Times New Roman"/>
-              </w:rPr>
-              <w:t>String maKH)</w:t>
+            <w:r>
+              <w:rPr>
+                <w:rFonts w:ascii="Times New Roman" w:hAnsi="Times New Roman" w:cs="Times New Roman"/>
+              </w:rPr>
+              <w:t>setMaKeHoach(String maKH)</w:t>
             </w:r>
           </w:p>
         </w:tc>
@@ -16040,19 +15738,11 @@
                 <w:rFonts w:ascii="Times New Roman" w:hAnsi="Times New Roman" w:cs="Times New Roman"/>
               </w:rPr>
             </w:pPr>
-            <w:proofErr w:type="gramStart"/>
-            <w:r>
-              <w:rPr>
-                <w:rFonts w:ascii="Times New Roman" w:hAnsi="Times New Roman" w:cs="Times New Roman"/>
-              </w:rPr>
-              <w:t>setTrangThai(</w:t>
-            </w:r>
-            <w:proofErr w:type="gramEnd"/>
-            <w:r>
-              <w:rPr>
-                <w:rFonts w:ascii="Times New Roman" w:hAnsi="Times New Roman" w:cs="Times New Roman"/>
-              </w:rPr>
-              <w:t>String trangThai)</w:t>
+            <w:r>
+              <w:rPr>
+                <w:rFonts w:ascii="Times New Roman" w:hAnsi="Times New Roman" w:cs="Times New Roman"/>
+              </w:rPr>
+              <w:t>setTrangThai(String trangThai)</w:t>
             </w:r>
           </w:p>
         </w:tc>
@@ -16313,23 +16003,7 @@
                 <w:rFonts w:ascii="Times New Roman" w:hAnsi="Times New Roman" w:cs="Times New Roman"/>
                 <w:b/>
               </w:rPr>
-              <w:t xml:space="preserve">Viết phương thức </w:t>
-            </w:r>
-            <w:proofErr w:type="gramStart"/>
-            <w:r>
-              <w:rPr>
-                <w:rFonts w:ascii="Times New Roman" w:hAnsi="Times New Roman" w:cs="Times New Roman"/>
-                <w:b/>
-              </w:rPr>
-              <w:t>toString(</w:t>
-            </w:r>
-            <w:proofErr w:type="gramEnd"/>
-            <w:r>
-              <w:rPr>
-                <w:rFonts w:ascii="Times New Roman" w:hAnsi="Times New Roman" w:cs="Times New Roman"/>
-                <w:b/>
-              </w:rPr>
-              <w:t>)</w:t>
+              <w:t>Viết phương thức toString()</w:t>
             </w:r>
           </w:p>
         </w:tc>
@@ -17388,7 +17062,6 @@
               <w:rPr>
                 <w:rFonts w:ascii="Times New Roman" w:hAnsi="Times New Roman" w:cs="Times New Roman"/>
               </w:rPr>
-              <w:lastRenderedPageBreak/>
               <w:t>1.6</w:t>
             </w:r>
           </w:p>
@@ -17513,6 +17186,7 @@
               <w:rPr>
                 <w:rFonts w:ascii="Times New Roman" w:hAnsi="Times New Roman" w:cs="Times New Roman"/>
               </w:rPr>
+              <w:lastRenderedPageBreak/>
               <w:t>1.7</w:t>
             </w:r>
           </w:p>
@@ -17769,19 +17443,11 @@
                 <w:rFonts w:ascii="Times New Roman" w:hAnsi="Times New Roman" w:cs="Times New Roman"/>
               </w:rPr>
             </w:pPr>
-            <w:proofErr w:type="gramStart"/>
-            <w:r>
-              <w:rPr>
-                <w:rFonts w:ascii="Times New Roman" w:hAnsi="Times New Roman" w:cs="Times New Roman"/>
-              </w:rPr>
-              <w:t>setNgayDieuTri(</w:t>
-            </w:r>
-            <w:proofErr w:type="gramEnd"/>
-            <w:r>
-              <w:rPr>
-                <w:rFonts w:ascii="Times New Roman" w:hAnsi="Times New Roman" w:cs="Times New Roman"/>
-              </w:rPr>
-              <w:t>Datetime ngayDT)</w:t>
+            <w:r>
+              <w:rPr>
+                <w:rFonts w:ascii="Times New Roman" w:hAnsi="Times New Roman" w:cs="Times New Roman"/>
+              </w:rPr>
+              <w:t>setNgayDieuTri(Datetime ngayDT)</w:t>
             </w:r>
           </w:p>
         </w:tc>
@@ -17901,19 +17567,11 @@
                 <w:rFonts w:ascii="Times New Roman" w:hAnsi="Times New Roman" w:cs="Times New Roman"/>
               </w:rPr>
             </w:pPr>
-            <w:proofErr w:type="gramStart"/>
-            <w:r>
-              <w:rPr>
-                <w:rFonts w:ascii="Times New Roman" w:hAnsi="Times New Roman" w:cs="Times New Roman"/>
-              </w:rPr>
-              <w:t>setKetQua(</w:t>
-            </w:r>
-            <w:proofErr w:type="gramEnd"/>
-            <w:r>
-              <w:rPr>
-                <w:rFonts w:ascii="Times New Roman" w:hAnsi="Times New Roman" w:cs="Times New Roman"/>
-              </w:rPr>
-              <w:t>String ketQua)</w:t>
+            <w:r>
+              <w:rPr>
+                <w:rFonts w:ascii="Times New Roman" w:hAnsi="Times New Roman" w:cs="Times New Roman"/>
+              </w:rPr>
+              <w:t>setKetQua(String ketQua)</w:t>
             </w:r>
           </w:p>
         </w:tc>
@@ -18174,23 +17832,7 @@
                 <w:rFonts w:ascii="Times New Roman" w:hAnsi="Times New Roman" w:cs="Times New Roman"/>
                 <w:b/>
               </w:rPr>
-              <w:t xml:space="preserve">Viết phương thức </w:t>
-            </w:r>
-            <w:proofErr w:type="gramStart"/>
-            <w:r>
-              <w:rPr>
-                <w:rFonts w:ascii="Times New Roman" w:hAnsi="Times New Roman" w:cs="Times New Roman"/>
-                <w:b/>
-              </w:rPr>
-              <w:t>toString(</w:t>
-            </w:r>
-            <w:proofErr w:type="gramEnd"/>
-            <w:r>
-              <w:rPr>
-                <w:rFonts w:ascii="Times New Roman" w:hAnsi="Times New Roman" w:cs="Times New Roman"/>
-                <w:b/>
-              </w:rPr>
-              <w:t>)</w:t>
+              <w:t>Viết phương thức toString()</w:t>
             </w:r>
           </w:p>
         </w:tc>
@@ -19370,7 +19012,6 @@
                 <w:rFonts w:ascii="Times New Roman" w:hAnsi="Times New Roman" w:cs="Times New Roman"/>
                 <w:b/>
               </w:rPr>
-              <w:lastRenderedPageBreak/>
               <w:t>2</w:t>
             </w:r>
           </w:p>
@@ -19481,6 +19122,7 @@
               <w:rPr>
                 <w:rFonts w:ascii="Times New Roman" w:hAnsi="Times New Roman" w:cs="Times New Roman"/>
               </w:rPr>
+              <w:lastRenderedPageBreak/>
               <w:t>2.1</w:t>
             </w:r>
           </w:p>
@@ -19502,19 +19144,11 @@
                 <w:rFonts w:ascii="Times New Roman" w:hAnsi="Times New Roman" w:cs="Times New Roman"/>
               </w:rPr>
             </w:pPr>
-            <w:proofErr w:type="gramStart"/>
-            <w:r>
-              <w:rPr>
-                <w:rFonts w:ascii="Times New Roman" w:hAnsi="Times New Roman" w:cs="Times New Roman"/>
-              </w:rPr>
-              <w:t>setNgayTaiKham(</w:t>
-            </w:r>
-            <w:proofErr w:type="gramEnd"/>
-            <w:r>
-              <w:rPr>
-                <w:rFonts w:ascii="Times New Roman" w:hAnsi="Times New Roman" w:cs="Times New Roman"/>
-              </w:rPr>
-              <w:t>Datetime ngayTK)</w:t>
+            <w:r>
+              <w:rPr>
+                <w:rFonts w:ascii="Times New Roman" w:hAnsi="Times New Roman" w:cs="Times New Roman"/>
+              </w:rPr>
+              <w:t>setNgayTaiKham(Datetime ngayTK)</w:t>
             </w:r>
           </w:p>
         </w:tc>
@@ -19640,19 +19274,11 @@
                 <w:rFonts w:ascii="Times New Roman" w:hAnsi="Times New Roman" w:cs="Times New Roman"/>
               </w:rPr>
             </w:pPr>
-            <w:proofErr w:type="gramStart"/>
-            <w:r>
-              <w:rPr>
-                <w:rFonts w:ascii="Times New Roman" w:hAnsi="Times New Roman" w:cs="Times New Roman"/>
-              </w:rPr>
-              <w:t>setTrangThai(</w:t>
-            </w:r>
-            <w:proofErr w:type="gramEnd"/>
-            <w:r>
-              <w:rPr>
-                <w:rFonts w:ascii="Times New Roman" w:hAnsi="Times New Roman" w:cs="Times New Roman"/>
-              </w:rPr>
-              <w:t>String trangThai)</w:t>
+            <w:r>
+              <w:rPr>
+                <w:rFonts w:ascii="Times New Roman" w:hAnsi="Times New Roman" w:cs="Times New Roman"/>
+              </w:rPr>
+              <w:t>setTrangThai(String trangThai)</w:t>
             </w:r>
           </w:p>
         </w:tc>
@@ -19913,23 +19539,7 @@
                 <w:rFonts w:ascii="Times New Roman" w:hAnsi="Times New Roman" w:cs="Times New Roman"/>
                 <w:b/>
               </w:rPr>
-              <w:t xml:space="preserve">Viết phương thức </w:t>
-            </w:r>
-            <w:proofErr w:type="gramStart"/>
-            <w:r>
-              <w:rPr>
-                <w:rFonts w:ascii="Times New Roman" w:hAnsi="Times New Roman" w:cs="Times New Roman"/>
-                <w:b/>
-              </w:rPr>
-              <w:t>toString(</w:t>
-            </w:r>
-            <w:proofErr w:type="gramEnd"/>
-            <w:r>
-              <w:rPr>
-                <w:rFonts w:ascii="Times New Roman" w:hAnsi="Times New Roman" w:cs="Times New Roman"/>
-                <w:b/>
-              </w:rPr>
-              <w:t>)</w:t>
+              <w:t>Viết phương thức toString()</w:t>
             </w:r>
           </w:p>
         </w:tc>
@@ -21224,7 +20834,6 @@
                 <w:rFonts w:ascii="Times New Roman" w:hAnsi="Times New Roman" w:cs="Times New Roman"/>
                 <w:b/>
               </w:rPr>
-              <w:lastRenderedPageBreak/>
               <w:t>2</w:t>
             </w:r>
           </w:p>
@@ -21338,6 +20947,7 @@
               <w:rPr>
                 <w:rFonts w:ascii="Times New Roman" w:hAnsi="Times New Roman" w:cs="Times New Roman"/>
               </w:rPr>
+              <w:lastRenderedPageBreak/>
               <w:t>2.1</w:t>
             </w:r>
           </w:p>
@@ -21359,19 +20969,11 @@
                 <w:rFonts w:ascii="Times New Roman" w:hAnsi="Times New Roman" w:cs="Times New Roman"/>
               </w:rPr>
             </w:pPr>
-            <w:proofErr w:type="gramStart"/>
-            <w:r>
-              <w:rPr>
-                <w:rFonts w:ascii="Times New Roman" w:hAnsi="Times New Roman" w:cs="Times New Roman"/>
-              </w:rPr>
-              <w:t>setDonGiaNiemYet(</w:t>
-            </w:r>
-            <w:proofErr w:type="gramEnd"/>
-            <w:r>
-              <w:rPr>
-                <w:rFonts w:ascii="Times New Roman" w:hAnsi="Times New Roman" w:cs="Times New Roman"/>
-              </w:rPr>
-              <w:t>double gia)</w:t>
+            <w:r>
+              <w:rPr>
+                <w:rFonts w:ascii="Times New Roman" w:hAnsi="Times New Roman" w:cs="Times New Roman"/>
+              </w:rPr>
+              <w:t>setDonGiaNiemYet(double gia)</w:t>
             </w:r>
           </w:p>
         </w:tc>
@@ -21497,19 +21099,11 @@
                 <w:rFonts w:ascii="Times New Roman" w:hAnsi="Times New Roman" w:cs="Times New Roman"/>
               </w:rPr>
             </w:pPr>
-            <w:proofErr w:type="gramStart"/>
-            <w:r>
-              <w:rPr>
-                <w:rFonts w:ascii="Times New Roman" w:hAnsi="Times New Roman" w:cs="Times New Roman"/>
-              </w:rPr>
-              <w:t>setTyLeHoaHong(</w:t>
-            </w:r>
-            <w:proofErr w:type="gramEnd"/>
-            <w:r>
-              <w:rPr>
-                <w:rFonts w:ascii="Times New Roman" w:hAnsi="Times New Roman" w:cs="Times New Roman"/>
-              </w:rPr>
-              <w:t>float tyLe)</w:t>
+            <w:r>
+              <w:rPr>
+                <w:rFonts w:ascii="Times New Roman" w:hAnsi="Times New Roman" w:cs="Times New Roman"/>
+              </w:rPr>
+              <w:t>setTyLeHoaHong(float tyLe)</w:t>
             </w:r>
           </w:p>
         </w:tc>
@@ -21773,23 +21367,7 @@
                 <w:rFonts w:ascii="Times New Roman" w:hAnsi="Times New Roman" w:cs="Times New Roman"/>
                 <w:b/>
               </w:rPr>
-              <w:t xml:space="preserve">Viết phương thức </w:t>
-            </w:r>
-            <w:proofErr w:type="gramStart"/>
-            <w:r>
-              <w:rPr>
-                <w:rFonts w:ascii="Times New Roman" w:hAnsi="Times New Roman" w:cs="Times New Roman"/>
-                <w:b/>
-              </w:rPr>
-              <w:t>toString(</w:t>
-            </w:r>
-            <w:proofErr w:type="gramEnd"/>
-            <w:r>
-              <w:rPr>
-                <w:rFonts w:ascii="Times New Roman" w:hAnsi="Times New Roman" w:cs="Times New Roman"/>
-                <w:b/>
-              </w:rPr>
-              <w:t>)</w:t>
+              <w:t>Viết phương thức toString()</w:t>
             </w:r>
           </w:p>
         </w:tc>
@@ -23479,7 +23057,6 @@
               <w:rPr>
                 <w:rFonts w:ascii="Times New Roman" w:hAnsi="Times New Roman" w:cs="Times New Roman"/>
               </w:rPr>
-              <w:lastRenderedPageBreak/>
               <w:t>1.11</w:t>
             </w:r>
           </w:p>
@@ -23604,6 +23181,7 @@
               <w:rPr>
                 <w:rFonts w:ascii="Times New Roman" w:hAnsi="Times New Roman" w:cs="Times New Roman"/>
               </w:rPr>
+              <w:lastRenderedPageBreak/>
               <w:t>1.12</w:t>
             </w:r>
           </w:p>
@@ -23860,19 +23438,11 @@
                 <w:rFonts w:ascii="Times New Roman" w:hAnsi="Times New Roman" w:cs="Times New Roman"/>
               </w:rPr>
             </w:pPr>
-            <w:proofErr w:type="gramStart"/>
-            <w:r>
-              <w:rPr>
-                <w:rFonts w:ascii="Times New Roman" w:hAnsi="Times New Roman" w:cs="Times New Roman"/>
-              </w:rPr>
-              <w:t>setSoTienThanhToan(</w:t>
-            </w:r>
-            <w:proofErr w:type="gramEnd"/>
-            <w:r>
-              <w:rPr>
-                <w:rFonts w:ascii="Times New Roman" w:hAnsi="Times New Roman" w:cs="Times New Roman"/>
-              </w:rPr>
-              <w:t>double soTien)</w:t>
+            <w:r>
+              <w:rPr>
+                <w:rFonts w:ascii="Times New Roman" w:hAnsi="Times New Roman" w:cs="Times New Roman"/>
+              </w:rPr>
+              <w:t>setSoTienThanhToan(double soTien)</w:t>
             </w:r>
           </w:p>
         </w:tc>
@@ -23992,19 +23562,11 @@
                 <w:rFonts w:ascii="Times New Roman" w:hAnsi="Times New Roman" w:cs="Times New Roman"/>
               </w:rPr>
             </w:pPr>
-            <w:proofErr w:type="gramStart"/>
-            <w:r>
-              <w:rPr>
-                <w:rFonts w:ascii="Times New Roman" w:hAnsi="Times New Roman" w:cs="Times New Roman"/>
-              </w:rPr>
-              <w:t>setHinhThucThanhToan(</w:t>
-            </w:r>
-            <w:proofErr w:type="gramEnd"/>
-            <w:r>
-              <w:rPr>
-                <w:rFonts w:ascii="Times New Roman" w:hAnsi="Times New Roman" w:cs="Times New Roman"/>
-              </w:rPr>
-              <w:t>String hinhThuc)</w:t>
+            <w:r>
+              <w:rPr>
+                <w:rFonts w:ascii="Times New Roman" w:hAnsi="Times New Roman" w:cs="Times New Roman"/>
+              </w:rPr>
+              <w:t>setHinhThucThanhToan(String hinhThuc)</w:t>
             </w:r>
           </w:p>
         </w:tc>
@@ -24265,23 +23827,7 @@
                 <w:rFonts w:ascii="Times New Roman" w:hAnsi="Times New Roman" w:cs="Times New Roman"/>
                 <w:b/>
               </w:rPr>
-              <w:t xml:space="preserve">Viết phương thức </w:t>
-            </w:r>
-            <w:proofErr w:type="gramStart"/>
-            <w:r>
-              <w:rPr>
-                <w:rFonts w:ascii="Times New Roman" w:hAnsi="Times New Roman" w:cs="Times New Roman"/>
-                <w:b/>
-              </w:rPr>
-              <w:t>toString(</w:t>
-            </w:r>
-            <w:proofErr w:type="gramEnd"/>
-            <w:r>
-              <w:rPr>
-                <w:rFonts w:ascii="Times New Roman" w:hAnsi="Times New Roman" w:cs="Times New Roman"/>
-                <w:b/>
-              </w:rPr>
-              <w:t>)</w:t>
+              <w:t>Viết phương thức toString()</w:t>
             </w:r>
           </w:p>
         </w:tc>
@@ -25116,7 +24662,6 @@
               <w:rPr>
                 <w:rFonts w:ascii="Times New Roman" w:hAnsi="Times New Roman" w:cs="Times New Roman"/>
               </w:rPr>
-              <w:lastRenderedPageBreak/>
               <w:t>1.4</w:t>
             </w:r>
           </w:p>
@@ -25241,6 +24786,7 @@
               <w:rPr>
                 <w:rFonts w:ascii="Times New Roman" w:hAnsi="Times New Roman" w:cs="Times New Roman"/>
               </w:rPr>
+              <w:lastRenderedPageBreak/>
               <w:t>1.5</w:t>
             </w:r>
           </w:p>
@@ -25621,19 +25167,11 @@
                 <w:rFonts w:ascii="Times New Roman" w:hAnsi="Times New Roman" w:cs="Times New Roman"/>
               </w:rPr>
             </w:pPr>
-            <w:proofErr w:type="gramStart"/>
-            <w:r>
-              <w:rPr>
-                <w:rFonts w:ascii="Times New Roman" w:hAnsi="Times New Roman" w:cs="Times New Roman"/>
-              </w:rPr>
-              <w:t>setSoLuong(</w:t>
-            </w:r>
-            <w:proofErr w:type="gramEnd"/>
-            <w:r>
-              <w:rPr>
-                <w:rFonts w:ascii="Times New Roman" w:hAnsi="Times New Roman" w:cs="Times New Roman"/>
-              </w:rPr>
-              <w:t>int sl)</w:t>
+            <w:r>
+              <w:rPr>
+                <w:rFonts w:ascii="Times New Roman" w:hAnsi="Times New Roman" w:cs="Times New Roman"/>
+              </w:rPr>
+              <w:t>setSoLuong(int sl)</w:t>
             </w:r>
           </w:p>
         </w:tc>
@@ -25759,19 +25297,11 @@
                 <w:rFonts w:ascii="Times New Roman" w:hAnsi="Times New Roman" w:cs="Times New Roman"/>
               </w:rPr>
             </w:pPr>
-            <w:proofErr w:type="gramStart"/>
-            <w:r>
-              <w:rPr>
-                <w:rFonts w:ascii="Times New Roman" w:hAnsi="Times New Roman" w:cs="Times New Roman"/>
-              </w:rPr>
-              <w:t>setThanhTien(</w:t>
-            </w:r>
-            <w:proofErr w:type="gramEnd"/>
-            <w:r>
-              <w:rPr>
-                <w:rFonts w:ascii="Times New Roman" w:hAnsi="Times New Roman" w:cs="Times New Roman"/>
-              </w:rPr>
-              <w:t>double tt)</w:t>
+            <w:r>
+              <w:rPr>
+                <w:rFonts w:ascii="Times New Roman" w:hAnsi="Times New Roman" w:cs="Times New Roman"/>
+              </w:rPr>
+              <w:t>setThanhTien(double tt)</w:t>
             </w:r>
           </w:p>
         </w:tc>
@@ -26026,23 +25556,7 @@
                 <w:rFonts w:ascii="Times New Roman" w:hAnsi="Times New Roman" w:cs="Times New Roman"/>
                 <w:b/>
               </w:rPr>
-              <w:t xml:space="preserve">Viết phương thức </w:t>
-            </w:r>
-            <w:proofErr w:type="gramStart"/>
-            <w:r>
-              <w:rPr>
-                <w:rFonts w:ascii="Times New Roman" w:hAnsi="Times New Roman" w:cs="Times New Roman"/>
-                <w:b/>
-              </w:rPr>
-              <w:t>toString(</w:t>
-            </w:r>
-            <w:proofErr w:type="gramEnd"/>
-            <w:r>
-              <w:rPr>
-                <w:rFonts w:ascii="Times New Roman" w:hAnsi="Times New Roman" w:cs="Times New Roman"/>
-                <w:b/>
-              </w:rPr>
-              <w:t>)</w:t>
+              <w:t>Viết phương thức toString()</w:t>
             </w:r>
           </w:p>
         </w:tc>
@@ -26865,7 +26379,6 @@
               <w:rPr>
                 <w:rFonts w:ascii="Times New Roman" w:hAnsi="Times New Roman" w:cs="Times New Roman"/>
               </w:rPr>
-              <w:lastRenderedPageBreak/>
               <w:t>1.4</w:t>
             </w:r>
           </w:p>
@@ -26990,6 +26503,7 @@
               <w:rPr>
                 <w:rFonts w:ascii="Times New Roman" w:hAnsi="Times New Roman" w:cs="Times New Roman"/>
               </w:rPr>
+              <w:lastRenderedPageBreak/>
               <w:t>1.5</w:t>
             </w:r>
           </w:p>
@@ -27494,19 +27008,11 @@
                 <w:rFonts w:ascii="Times New Roman" w:hAnsi="Times New Roman" w:cs="Times New Roman"/>
               </w:rPr>
             </w:pPr>
-            <w:proofErr w:type="gramStart"/>
-            <w:r>
-              <w:rPr>
-                <w:rFonts w:ascii="Times New Roman" w:hAnsi="Times New Roman" w:cs="Times New Roman"/>
-              </w:rPr>
-              <w:t>setSoLuongTon(</w:t>
-            </w:r>
-            <w:proofErr w:type="gramEnd"/>
-            <w:r>
-              <w:rPr>
-                <w:rFonts w:ascii="Times New Roman" w:hAnsi="Times New Roman" w:cs="Times New Roman"/>
-              </w:rPr>
-              <w:t>int tonKho)</w:t>
+            <w:r>
+              <w:rPr>
+                <w:rFonts w:ascii="Times New Roman" w:hAnsi="Times New Roman" w:cs="Times New Roman"/>
+              </w:rPr>
+              <w:t>setSoLuongTon(int tonKho)</w:t>
             </w:r>
           </w:p>
         </w:tc>
@@ -27632,19 +27138,11 @@
                 <w:rFonts w:ascii="Times New Roman" w:hAnsi="Times New Roman" w:cs="Times New Roman"/>
               </w:rPr>
             </w:pPr>
-            <w:proofErr w:type="gramStart"/>
-            <w:r>
-              <w:rPr>
-                <w:rFonts w:ascii="Times New Roman" w:hAnsi="Times New Roman" w:cs="Times New Roman"/>
-              </w:rPr>
-              <w:t>setHanSuDung(</w:t>
-            </w:r>
-            <w:proofErr w:type="gramEnd"/>
-            <w:r>
-              <w:rPr>
-                <w:rFonts w:ascii="Times New Roman" w:hAnsi="Times New Roman" w:cs="Times New Roman"/>
-              </w:rPr>
-              <w:t>Datetime hsd)</w:t>
+            <w:r>
+              <w:rPr>
+                <w:rFonts w:ascii="Times New Roman" w:hAnsi="Times New Roman" w:cs="Times New Roman"/>
+              </w:rPr>
+              <w:t>setHanSuDung(Datetime hsd)</w:t>
             </w:r>
           </w:p>
         </w:tc>
@@ -27905,23 +27403,7 @@
                 <w:rFonts w:ascii="Times New Roman" w:hAnsi="Times New Roman" w:cs="Times New Roman"/>
                 <w:b/>
               </w:rPr>
-              <w:t xml:space="preserve">Viết phương thức </w:t>
-            </w:r>
-            <w:proofErr w:type="gramStart"/>
-            <w:r>
-              <w:rPr>
-                <w:rFonts w:ascii="Times New Roman" w:hAnsi="Times New Roman" w:cs="Times New Roman"/>
-                <w:b/>
-              </w:rPr>
-              <w:t>toString(</w:t>
-            </w:r>
-            <w:proofErr w:type="gramEnd"/>
-            <w:r>
-              <w:rPr>
-                <w:rFonts w:ascii="Times New Roman" w:hAnsi="Times New Roman" w:cs="Times New Roman"/>
-                <w:b/>
-              </w:rPr>
-              <w:t>)</w:t>
+              <w:t>Viết phương thức toString()</w:t>
             </w:r>
           </w:p>
         </w:tc>
@@ -28736,7 +28218,6 @@
               <w:rPr>
                 <w:rFonts w:ascii="Times New Roman" w:hAnsi="Times New Roman" w:cs="Times New Roman"/>
               </w:rPr>
-              <w:lastRenderedPageBreak/>
               <w:t>1.4</w:t>
             </w:r>
           </w:p>
@@ -28862,6 +28343,7 @@
                 <w:rFonts w:ascii="Times New Roman" w:hAnsi="Times New Roman" w:cs="Times New Roman"/>
                 <w:b/>
               </w:rPr>
+              <w:lastRenderedPageBreak/>
               <w:t>2</w:t>
             </w:r>
           </w:p>
@@ -28993,19 +28475,11 @@
                 <w:rFonts w:ascii="Times New Roman" w:hAnsi="Times New Roman" w:cs="Times New Roman"/>
               </w:rPr>
             </w:pPr>
-            <w:proofErr w:type="gramStart"/>
-            <w:r>
-              <w:rPr>
-                <w:rFonts w:ascii="Times New Roman" w:hAnsi="Times New Roman" w:cs="Times New Roman"/>
-              </w:rPr>
-              <w:t>setMaPhieuNhap(</w:t>
-            </w:r>
-            <w:proofErr w:type="gramEnd"/>
-            <w:r>
-              <w:rPr>
-                <w:rFonts w:ascii="Times New Roman" w:hAnsi="Times New Roman" w:cs="Times New Roman"/>
-              </w:rPr>
-              <w:t>String maPN)</w:t>
+            <w:r>
+              <w:rPr>
+                <w:rFonts w:ascii="Times New Roman" w:hAnsi="Times New Roman" w:cs="Times New Roman"/>
+              </w:rPr>
+              <w:t>setMaPhieuNhap(String maPN)</w:t>
             </w:r>
           </w:p>
         </w:tc>
@@ -29131,19 +28605,11 @@
                 <w:rFonts w:ascii="Times New Roman" w:hAnsi="Times New Roman" w:cs="Times New Roman"/>
               </w:rPr>
             </w:pPr>
-            <w:proofErr w:type="gramStart"/>
-            <w:r>
-              <w:rPr>
-                <w:rFonts w:ascii="Times New Roman" w:hAnsi="Times New Roman" w:cs="Times New Roman"/>
-              </w:rPr>
-              <w:t>setTongTien(</w:t>
-            </w:r>
-            <w:proofErr w:type="gramEnd"/>
-            <w:r>
-              <w:rPr>
-                <w:rFonts w:ascii="Times New Roman" w:hAnsi="Times New Roman" w:cs="Times New Roman"/>
-              </w:rPr>
-              <w:t>double tongTien)</w:t>
+            <w:r>
+              <w:rPr>
+                <w:rFonts w:ascii="Times New Roman" w:hAnsi="Times New Roman" w:cs="Times New Roman"/>
+              </w:rPr>
+              <w:t>setTongTien(double tongTien)</w:t>
             </w:r>
           </w:p>
         </w:tc>
@@ -29398,23 +28864,7 @@
                 <w:rFonts w:ascii="Times New Roman" w:hAnsi="Times New Roman" w:cs="Times New Roman"/>
                 <w:b/>
               </w:rPr>
-              <w:t xml:space="preserve">Viết phương thức </w:t>
-            </w:r>
-            <w:proofErr w:type="gramStart"/>
-            <w:r>
-              <w:rPr>
-                <w:rFonts w:ascii="Times New Roman" w:hAnsi="Times New Roman" w:cs="Times New Roman"/>
-                <w:b/>
-              </w:rPr>
-              <w:t>toString(</w:t>
-            </w:r>
-            <w:proofErr w:type="gramEnd"/>
-            <w:r>
-              <w:rPr>
-                <w:rFonts w:ascii="Times New Roman" w:hAnsi="Times New Roman" w:cs="Times New Roman"/>
-                <w:b/>
-              </w:rPr>
-              <w:t>)</w:t>
+              <w:t>Viết phương thức toString()</w:t>
             </w:r>
           </w:p>
         </w:tc>
@@ -30885,19 +30335,11 @@
                 <w:rFonts w:ascii="Times New Roman" w:hAnsi="Times New Roman" w:cs="Times New Roman"/>
               </w:rPr>
             </w:pPr>
-            <w:proofErr w:type="gramStart"/>
-            <w:r>
-              <w:rPr>
-                <w:rFonts w:ascii="Times New Roman" w:hAnsi="Times New Roman" w:cs="Times New Roman"/>
-              </w:rPr>
-              <w:t>setTienHoaHong(</w:t>
-            </w:r>
-            <w:proofErr w:type="gramEnd"/>
-            <w:r>
-              <w:rPr>
-                <w:rFonts w:ascii="Times New Roman" w:hAnsi="Times New Roman" w:cs="Times New Roman"/>
-              </w:rPr>
-              <w:t>double hoaHong)</w:t>
+            <w:r>
+              <w:rPr>
+                <w:rFonts w:ascii="Times New Roman" w:hAnsi="Times New Roman" w:cs="Times New Roman"/>
+              </w:rPr>
+              <w:t>setTienHoaHong(double hoaHong)</w:t>
             </w:r>
           </w:p>
         </w:tc>
@@ -31023,19 +30465,11 @@
                 <w:rFonts w:ascii="Times New Roman" w:hAnsi="Times New Roman" w:cs="Times New Roman"/>
               </w:rPr>
             </w:pPr>
-            <w:proofErr w:type="gramStart"/>
-            <w:r>
-              <w:rPr>
-                <w:rFonts w:ascii="Times New Roman" w:hAnsi="Times New Roman" w:cs="Times New Roman"/>
-              </w:rPr>
-              <w:t>setTongLuong(</w:t>
-            </w:r>
-            <w:proofErr w:type="gramEnd"/>
-            <w:r>
-              <w:rPr>
-                <w:rFonts w:ascii="Times New Roman" w:hAnsi="Times New Roman" w:cs="Times New Roman"/>
-              </w:rPr>
-              <w:t>double tongLuong)</w:t>
+            <w:r>
+              <w:rPr>
+                <w:rFonts w:ascii="Times New Roman" w:hAnsi="Times New Roman" w:cs="Times New Roman"/>
+              </w:rPr>
+              <w:t>setTongLuong(double tongLuong)</w:t>
             </w:r>
           </w:p>
         </w:tc>
@@ -31296,23 +30730,7 @@
                 <w:rFonts w:ascii="Times New Roman" w:hAnsi="Times New Roman" w:cs="Times New Roman"/>
                 <w:b/>
               </w:rPr>
-              <w:t xml:space="preserve">Viết phương thức </w:t>
-            </w:r>
-            <w:proofErr w:type="gramStart"/>
-            <w:r>
-              <w:rPr>
-                <w:rFonts w:ascii="Times New Roman" w:hAnsi="Times New Roman" w:cs="Times New Roman"/>
-                <w:b/>
-              </w:rPr>
-              <w:t>toString(</w:t>
-            </w:r>
-            <w:proofErr w:type="gramEnd"/>
-            <w:r>
-              <w:rPr>
-                <w:rFonts w:ascii="Times New Roman" w:hAnsi="Times New Roman" w:cs="Times New Roman"/>
-                <w:b/>
-              </w:rPr>
-              <w:t>)</w:t>
+              <w:t>Viết phương thức toString()</w:t>
             </w:r>
           </w:p>
         </w:tc>
